--- a/Sekcja_6.1_zespol_projektowy.docx
+++ b/Sekcja_6.1_zespol_projektowy.docx
@@ -1368,7 +1368,7 @@
           <w:color w:val="666666"/>
           <w:sz w:val="17"/>
         </w:rPr>
-        <w:t xml:space="preserve"> [361 znaków]</w:t>
+        <w:t xml:space="preserve"> [430 znaków]</w:t>
       </w:r>
     </w:p>
     <w:p>
@@ -1379,7 +1379,7 @@
         <w:rPr>
           <w:b w:val="0"/>
         </w:rPr>
-        <w:t>Specjalista ds. logistyki TSL: w Z2 prowadzi inspekcje stanu ładunku (ground truth) w trybie ślepym, przekazuje wymagania domenowe do protokołu zbioru i zatwierdza etykietę przy rozbieżnościach anotatorów; w Z6 i Z7 definiuje scenariusze operacyjne i ocenia trafność alertów; w Z9 prowadzi inspekcje, weryfikuje próbkę obrazów i badanie akceptacji z kierowcami.</w:t>
+        <w:t>Specjalista ds. logistyki TSL: w Z2 prowadzi inspekcje stanu ładunku (ground truth) w trybie ślepym, przekazuje wymagania domenowe do protokołu zbioru i zatwierdza etykietę przy rozbieżnościach anotatorów; w Z6 i Z7 definiuje scenariusze operacyjne i ocenia trafność alertów; w Z9 prowadzi inspekcje, weryfikuje próbkę obrazów i badanie akceptacji z kierowcami; w Z10 reprezentuje Lidera w spotkaniach z partnerami w regionie CEE.</w:t>
       </w:r>
     </w:p>
     <w:p>
@@ -1399,7 +1399,7 @@
           <w:color w:val="666666"/>
           <w:sz w:val="17"/>
         </w:rPr>
-        <w:t xml:space="preserve"> [54 znaków]</w:t>
+        <w:t xml:space="preserve"> [59 znaków]</w:t>
       </w:r>
     </w:p>
     <w:p>
@@ -1410,7 +1410,7 @@
         <w:rPr>
           <w:b w:val="0"/>
         </w:rPr>
-        <w:t>Z2, Z6, Z7, Z9; 0,5 etatu (84 h/mc); 30 mies. (M1-M30)</w:t>
+        <w:t>Z2, Z6, Z7, Z9, Z10; 0,5 etatu (84 h/mc); 30 mies. (M1-M30)</w:t>
       </w:r>
     </w:p>
     <w:p>

--- a/Sekcja_6.1_zespol_projektowy.docx
+++ b/Sekcja_6.1_zespol_projektowy.docx
@@ -415,7 +415,7 @@
           <w:color w:val="666666"/>
           <w:sz w:val="17"/>
         </w:rPr>
-        <w:t xml:space="preserve"> [1984 znaków]</w:t>
+        <w:t xml:space="preserve"> [1996 znaków]</w:t>
       </w:r>
     </w:p>
     <w:p>
@@ -426,7 +426,7 @@
         <w:rPr>
           <w:b w:val="0"/>
         </w:rPr>
-        <w:t>Projekt prowadzimy w metodyce zwinnej (Agile/Scrum) z twardą kontrolą kamieni milowych. PRz dostarcza modele i wyniki badań, które Everest11 integruje w produkcie, więc potrzebne są krótkie pętle informacji zwrotnej, a nie model kaskadowy.</w:t>
+        <w:t>Projekt będzie prowadzony w metodyce zwinnej (Agile/Scrum) z twardą kontrolą kamieni milowych, bo PRz będzie dostarczać modele i wyniki badań, które Everest11 zintegruje w produkcie, więc potrzebne są krótkie pętle informacji zwrotnej, a nie model kaskadowy.</w:t>
       </w:r>
     </w:p>
     <w:p>
@@ -437,7 +437,7 @@
         <w:rPr>
           <w:b w:val="0"/>
         </w:rPr>
-        <w:t>Role. Kierownik zarządzający (Maciej Chrzanowski) odpowiada za budżet, harmonogram, zgodność z wymogami NCBR i decyzje projektowe. Kierownik B+R (Damian Kordos) odpowiada za merytorykę, jakość wyników i transfer wiedzy PRz-Everest11. Zastępca kierownika zarządzającego (Ewa Retajczyk) prowadzi rozliczenia i system LSI. Rada Konsorcjum (§ 9 umowy konsorcjum, po jednym przedstawicielu każdego członka, przewodniczy kierownik zarządzający) ocenia realizację zadań i rekomenduje zmiany.</w:t>
+        <w:t>Kierownik zarządzający (Maciej Chrzanowski) będzie odpowiadał za budżet, harmonogram, zgodność z wymogami NCBR i decyzje projektowe, a kierownik B+R (Damian Kordos) za merytorykę, jakość wyników i transfer wiedzy PRz-Everest11. Zastępca kierownika zarządzającego (Ewa Retajczyk) będzie prowadzić rozliczenia i system LSI. Rada Konsorcjum (§ 9 umowy konsorcjum, po jednym przedstawicielu każdego członka, przewodniczy kierownik zarządzający) będzie oceniać realizację zadań i rekomendować zmiany.</w:t>
       </w:r>
     </w:p>
     <w:p>
@@ -448,7 +448,7 @@
         <w:rPr>
           <w:b w:val="0"/>
         </w:rPr>
-        <w:t>Rytm: spotkania synchronizacyjne co tydzień, przeglądy sprintów co 4 tygodnie, przeglądy kwartalne (kamienie milowe, budżet, ryzyka), protokoły przekazania wyników z kryteriami akceptacji.</w:t>
+        <w:t>Spotkania synchronizacyjne odbędą się co tydzień, przeglądy sprintów co 4 tygodnie, a kwartalne obejmą kamienie milowe, budżet i ryzyka, z protokołami przekazania wyników i kryteriami akceptacji.</w:t>
       </w:r>
     </w:p>
     <w:p>
@@ -459,7 +459,7 @@
         <w:rPr>
           <w:b w:val="0"/>
         </w:rPr>
-        <w:t>Odbiór kamieni milowych. Zadania PRz (Z1, Z3, Z4, Z5, Z8) odbiera merytorycznie kierownik B+R na podstawie protokołu testowego PRz, a metryki niezależnie przelicza AI Lead Everest11 na zamrożonym zbiorze testowym. Zadania Everest11 (Z2, Z6, Z7, Z9) odbiera kierownik B+R, a Z9 wspólnie z kierownikiem zarządzającym. W bramce go/no-go Rada rekomenduje, a decyzję podejmuje kierownik zarządzający.</w:t>
+        <w:t>Zadania PRz (Z1, Z3, Z4, Z5, Z8) odbierze merytorycznie kierownik B+R na podstawie protokołu testowego PRz, a metryki niezależnie przeliczy AI Lead Everest11 na zamrożonym zbiorze testowym. Zadania Everest11 (Z2, Z6, Z7, Z9) odbierze kierownik B+R, a Z9 wspólnie z kierownikiem zarządzającym. W bramce go/no-go Rada będzie rekomendować, a decyzję podejmie kierownik zarządzający.</w:t>
       </w:r>
     </w:p>
     <w:p>
@@ -470,7 +470,7 @@
         <w:rPr>
           <w:b w:val="0"/>
         </w:rPr>
-        <w:t>Niezależność. Kierownik B+R i kierownik zarządzający są pracownikami PRz, zatrudnionymi przez Everest11 na umowę zlecenia, bo w PRz pracują na stałe, a w projekcie wykonują odrębne zadania Lidera w wymiarze 0,4 etatu. Działają w projekcie wyłącznie w imieniu Lidera i nie pełnią w PRz funkcji zarządczych, kierowniczych, nadzorczych ani koordynacyjnych. Zadania PRz wykonuje personel PRz na podstawie własnych umów o pracę.</w:t>
+        <w:t>Kierownik B+R i kierownik zarządzający są pracownikami PRz i zostaną zatrudnieni przez Everest11 na umowę zlecenia, bo w PRz pracują na stałe, a w projekcie będą wykonywać odrębne zadania Lidera w wymiarze 0,4 etatu. Będą działać wyłącznie w imieniu Lidera i nie będą pełnić w PRz funkcji zarządczych, kierowniczych, nadzorczych ani koordynacyjnych, a zadania PRz wykona personel PRz na podstawie własnych umów o pracę.</w:t>
       </w:r>
     </w:p>
     <w:p>
@@ -481,7 +481,7 @@
         <w:rPr>
           <w:b w:val="0"/>
         </w:rPr>
-        <w:t>Dostępność. Zespół rozpoczyna pracę 01.11.2026. Limit 276 godzin miesięcznie, łącznie z innymi zaangażowaniami, kontrolujemy kartami czasu pracy i oświadczeniami składanymi przed startem i co kwartał, a sprawdza je zastępca kierownika zarządzającego.</w:t>
+        <w:t>Zespół rozpocznie pracę 01.11.2026. Limit 276 godzin miesięcznie, łącznie z innymi zaangażowaniami, będzie kontrolowany kartami czasu pracy i oświadczeniami składanymi przed startem i co kwartał, a sprawdzi je zastępca kierownika zarządzającego.</w:t>
       </w:r>
     </w:p>
     <w:p>
@@ -509,7 +509,7 @@
           <w:color w:val="666666"/>
           <w:sz w:val="17"/>
         </w:rPr>
-        <w:t xml:space="preserve"> [2206 znaków]</w:t>
+        <w:t xml:space="preserve"> [2487 znaków]</w:t>
       </w:r>
     </w:p>
     <w:p>
@@ -520,7 +520,7 @@
         <w:rPr>
           <w:b w:val="0"/>
         </w:rPr>
-        <w:t>Everest11. 1) Anotatorzy danych, 3 osoby, umowa zlecenia, każda 1,0 etatu (ok. 168 h/mc) przez 10 miesięcy (M9-M18), razem ok. 5 040 h, zadanie Z2 (badania przemysłowe). Zakres B+R: anotacja segmentacji instancji (COCO) co najmniej 15 000 klatek wg taksonomii TSL, oznaczanie zdarzeń i stanów ładunku, kontrola jakości (zgodność Cohena co najmniej 0,80), próba niezależnej anotacji co najmniej 10% klatek. Wymagania: co najmniej 1 rok doświadczenia w etykietowaniu obrazu lub wideo (ramki, segmentacja), narzędzia CVAT lub Label Studio, praca wg schematu anotacji i dwuetapowej kontroli jakości.</w:t>
+        <w:t>Everest11 zatrudni na umowę zlecenia 3 anotatorów danych, każdego w wymiarze 1,0 etatu (ok. 168 h/mc) przez 10 miesięcy (M9-M18), razem ok. 5 040 h, w zadaniu Z2 (badania przemysłowe). Ich praca B+R będzie polegać na anotacji segmentacji instancji (COCO) co najmniej 15 000 klatek według taksonomii TSL, oznaczaniu zdarzeń i stanów ładunku, kontroli jakości (zgodność Cohena co najmniej 0,80) oraz próbie niezależnej anotacji co najmniej 10% klatek. Od anotatorów wymagane będzie co najmniej 1 rok doświadczenia w etykietowaniu obrazu lub wideo (ramki, segmentacja), znajomość narzędzi CVAT lub Label Studio oraz praca według schematu anotacji i dwuetapowej kontroli jakości.</w:t>
       </w:r>
     </w:p>
     <w:p>
@@ -531,7 +531,7 @@
         <w:rPr>
           <w:b w:val="0"/>
         </w:rPr>
-        <w:t>2) Backend/Full-Stack Developer, 1 osoba, umowa o pracę, 1,0 etatu przez 18 miesięcy: Z2 (M13-M18), Z6 (M19-M27), Z9 (M28-M30). Zakres B+R: Z2 moduły zbierania i przesyłu strumieni sensorycznych wg specyfikacji IT Specialist; Z6 strumieniowy potok danych embedded do pipeline'u PoL/PoC, kolejkowanie i test zgodności eFTI; Z9 walidacja PoC i eFTI w terenie. IT Specialist projektuje architekturę, kontrakty API i generator dokumentów, a Backend implementuje warstwę danych według tych specyfikacji. Wymagania (poziom Mid): co najmniej 3 lata doświadczenia w programowaniu backend (Python, Node.js lub Java), REST API, przetwarzanie strumieni danych, XML i JSON z walidacją XSD, integracje z systemami zewnętrznymi; pożądana znajomość TSL.</w:t>
+        <w:t>Everest11 zatrudni też na umowę o pracę 1 osobę na stanowisku Backend/Full-Stack Developer, w wymiarze 1,0 etatu przez 18 miesięcy, w zadaniach Z2 (M13-M18), Z6 (M19-M27) i Z9 (M28-M30). W Z2 osoba ta stworzy moduły zbierania i przesyłu strumieni sensorycznych według specyfikacji IT Specialist, w Z6 strumieniowy potok danych embedded do pipeline'u PoL/PoC, kolejkowanie i test zgodności eFTI, a w Z9 zwaliduje PoC i eFTI w terenie. IT Specialist zaprojektuje architekturę, kontrakty API i generator dokumentów, a Backend zaimplementuje warstwę danych według tych specyfikacji. Wymagany będzie poziom Mid: co najmniej 3 lata doświadczenia w programowaniu backend (Python, Node.js lub Java), REST API, przetwarzaniu strumieni danych, XML i JSON z walidacją XSD oraz integracjach z systemami zewnętrznymi, a pożądana będzie znajomość TSL.</w:t>
       </w:r>
     </w:p>
     <w:p>
@@ -542,7 +542,7 @@
         <w:rPr>
           <w:b w:val="0"/>
         </w:rPr>
-        <w:t>PRz. 3 specjalistów wspierających, umowa zlecenia, Z1, Z3, Z4, Z5, Z8, 30 miesięcy (M1-M30): 1) specjalista ds. danych AI/CV, anotacji i analizy wyników (ok. 31 h/mc), 2) specjalista ds. przetwarzania danych wielomodalnych i organizacji datasetu (ok. 29 h/mc), 3) specjalista ds. implementacji AI/CV, automatyzacji eksperymentów i edge AI (ok. 29 h/mc). Wymagania: wyższe kierunkowe (informatyka, automatyka, AI), Python, biblioteki ML/CV (OpenCV, PyTorch lub TensorFlow), praca z danymi obrazowymi i wielomodalnymi.</w:t>
+        <w:t>PRz zatrudni na umowę zlecenia 3 specjalistów wspierających w zadaniach Z1, Z3, Z4, Z5 i Z8 przez 30 miesięcy (M1-M30): specjalistę ds. danych AI/CV, anotacji i analizy wyników (ok. 31 h/mc), specjalistę ds. przetwarzania danych wielomodalnych i organizacji datasetu (ok. 29 h/mc) oraz specjalistę ds. implementacji AI/CV, automatyzacji eksperymentów i edge AI (ok. 29 h/mc). Wymagane będą wyższe wykształcenie kierunkowe (informatyka, automatyka, AI), znajomość Pythona i bibliotek ML/CV (OpenCV, PyTorch lub TensorFlow) oraz praca z danymi obrazowymi i wielomodalnymi.</w:t>
       </w:r>
     </w:p>
     <w:p>
@@ -553,7 +553,7 @@
         <w:rPr>
           <w:b w:val="0"/>
         </w:rPr>
-        <w:t>Pozyskanie: otwarta rekrutacja Everest11 i PRz (PRz wg procedur uczelni), po dofinansowaniu, z kryteriami opartymi na kompetencjach. Dostępność: wysoka. Według raportu No Fluff Jobs „Rynek pracy IT” profile backend i full-stack oraz AI/ML są szeroko dostępne na rynku, a PRz dysponuje zapleczem absolwentów i doktorantów, więc ryzyko kadrowe jest niskie.</w:t>
+        <w:t>Rekrutacja w Everest11 i PRz będzie otwarta (PRz według procedur uczelni), rozpocznie się po przyznaniu dofinansowania i będzie oparta na kryteriach kompetencyjnych. Dostępność kandydatów jest wysoka: według raportu No Fluff Jobs „Rynek pracy IT” profile backend i full-stack oraz AI/ML są szeroko dostępne na rynku, a PRz dysponuje zapleczem absolwentów i doktorantów, więc ryzyko kadrowe jest niskie.</w:t>
       </w:r>
     </w:p>
     <w:p>
@@ -600,7 +600,7 @@
           <w:color w:val="666666"/>
           <w:sz w:val="17"/>
         </w:rPr>
-        <w:t xml:space="preserve"> [350 znaków]</w:t>
+        <w:t xml:space="preserve"> [378 znaków]</w:t>
       </w:r>
     </w:p>
     <w:p>
@@ -611,7 +611,7 @@
         <w:rPr>
           <w:b w:val="0"/>
         </w:rPr>
-        <w:t>Kierownik B+R: kieruje merytorycznie pracami B+R, zatwierdza metodykę badawczą i kryteria odbioru, dokonuje merytorycznych odbiorów zbioru i modeli, kieruje testami środowiskowymi i walidacją terenową oraz prowadzi rejestr ryzyk badawczych. Działa w imieniu Lidera. Nie pełni funkcji zarządczych, kierowniczych, nadzorczych ani koordynacyjnych w PRz.</w:t>
+        <w:t>Kierownik B+R będzie kierował merytorycznie pracami B+R, zatwierdzał metodykę badawczą i kryteria odbioru, dokonywał merytorycznych odbiorów zbioru i modeli, kierował testami środowiskowymi i walidacją terenową oraz prowadził rejestr ryzyk badawczych. Będzie działał w imieniu Lidera i nie będzie pełnił funkcji zarządczych, kierowniczych, nadzorczych ani koordynacyjnych w PRz.</w:t>
       </w:r>
     </w:p>
     <w:p>
@@ -696,7 +696,7 @@
           <w:color w:val="666666"/>
           <w:sz w:val="17"/>
         </w:rPr>
-        <w:t xml:space="preserve"> [352 znaków]</w:t>
+        <w:t xml:space="preserve"> [384 znaków]</w:t>
       </w:r>
     </w:p>
     <w:p>
@@ -707,7 +707,7 @@
         <w:rPr>
           <w:b w:val="0"/>
         </w:rPr>
-        <w:t>Kierownik zarządzający projektem: sprawuje nadzór nad realizacją, zarządza budżetem i harmonogramem, odpowiada za zgodność z wymogami NCBR i raportowanie do instytucji, prowadzi przeglądy kamieni milowych i bramki go/no-go, zarządza ryzykiem. Działa w imieniu Lidera. Nie pełni funkcji zarządczych, kierowniczych, nadzorczych ani koordynacyjnych w PRz.</w:t>
+        <w:t>Kierownik zarządzający projektem będzie sprawował nadzór nad realizacją, zarządzał budżetem i harmonogramem, odpowiadał za zgodność z wymogami NCBR i raportowanie do instytucji, prowadził przeglądy kamieni milowych i bramki go/no-go oraz zarządzał ryzykiem. Będzie działał w imieniu Lidera i nie będzie pełnił funkcji zarządczych, kierowniczych, nadzorczych ani koordynacyjnych w PRz.</w:t>
       </w:r>
     </w:p>
     <w:p>
@@ -792,7 +792,7 @@
           <w:color w:val="666666"/>
           <w:sz w:val="17"/>
         </w:rPr>
-        <w:t xml:space="preserve"> [318 znaków]</w:t>
+        <w:t xml:space="preserve"> [334 znaków]</w:t>
       </w:r>
     </w:p>
     <w:p>
@@ -803,7 +803,7 @@
         <w:rPr>
           <w:b w:val="0"/>
         </w:rPr>
-        <w:t>Zastępca kierownika zarządzającego: prowadzi rozliczenia finansowe wg wymogów NCBR, weryfikuje kwalifikowalność kosztów, sporządza wnioski o płatność i raporty okresowe, obsługuje system LSI i archiwizację dokumentacji, monitoruje budżet i harmonogram raportowania oraz przygotowuje dokumentację do kontroli i audytów.</w:t>
+        <w:t>Zastępca kierownika zarządzającego będzie prowadzić rozliczenia finansowe według wymogów NCBR, weryfikować kwalifikowalność kosztów, sporządzać wnioski o płatność i raporty okresowe, obsługiwać system LSI i archiwizację dokumentacji, monitorować budżet i harmonogram raportowania oraz przygotowywać dokumentację do kontroli i audytów.</w:t>
       </w:r>
     </w:p>
     <w:p>
@@ -888,7 +888,7 @@
           <w:color w:val="666666"/>
           <w:sz w:val="17"/>
         </w:rPr>
-        <w:t xml:space="preserve"> [378 znaków]</w:t>
+        <w:t xml:space="preserve"> [397 znaków]</w:t>
       </w:r>
     </w:p>
     <w:p>
@@ -899,7 +899,7 @@
         <w:rPr>
           <w:b w:val="0"/>
         </w:rPr>
-        <w:t>AI Lead: w Z2 projektuje architekturę potoku akwizycji i synchronizacji, schemat anotacji i kryteria jakości danych oraz ocenia zgodność anotatorów; w Z6 odpowiada za pipeline PoL i PoC (fuzja modelu 3D, CV i ML); w Z7 integruje i kompresuje modele na platformie embedded; w Z9 niezależnie przelicza metryki PRz i prowadzi walidację terenową. Prace wyłącznie badawczo-rozwojowe.</w:t>
+        <w:t>AI Lead w Z2 zaprojektuje architekturę potoku akwizycji i synchronizacji, schemat anotacji i kryteria jakości danych oraz oceni zgodność anotatorów, w Z6 będzie odpowiadał za pipeline PoL i PoC (fuzja modelu 3D, CV i ML), w Z7 zintegruje i skompresuje modele na platformie embedded, a w Z9 niezależnie przeliczy metryki PRz i poprowadzi walidację terenową. Prace będą wyłącznie badawczo-rozwojowe.</w:t>
       </w:r>
     </w:p>
     <w:p>
@@ -984,7 +984,7 @@
           <w:color w:val="666666"/>
           <w:sz w:val="17"/>
         </w:rPr>
-        <w:t xml:space="preserve"> [368 znaków]</w:t>
+        <w:t xml:space="preserve"> [391 znaków]</w:t>
       </w:r>
     </w:p>
     <w:p>
@@ -995,7 +995,7 @@
         <w:rPr>
           <w:b w:val="0"/>
         </w:rPr>
-        <w:t>AI Senior Engineer: w Z2 programuje moduł synchronizacji znaczników czasu, monitoring integralności danych i kalibrację kamer oraz specyfikację anotacji COCO; w Z6 współtworzy pipeline PoL i PoC; w Z7 optymalizuje i kompresuje modele na platformie embedded; w Z9 analizuje wyniki w terenie, diagnozuje domain shift i wdraża korekty. Prace wyłącznie badawczo-rozwojowe.</w:t>
+        <w:t>AI Senior Engineer w Z2 zaprogramuje moduł synchronizacji znaczników czasu, monitoring integralności danych i kalibrację kamer oraz specyfikację anotacji COCO, w Z6 będzie współtworzyć pipeline PoL i PoC, w Z7 zoptymalizuje i skompresuje modele na platformie embedded, a w Z9 przeanalizuje wyniki w terenie, zdiagnozuje domain shift i wdroży korekty. Prace będą wyłącznie badawczo-rozwojowe.</w:t>
       </w:r>
     </w:p>
     <w:p>
@@ -1080,7 +1080,7 @@
           <w:color w:val="666666"/>
           <w:sz w:val="17"/>
         </w:rPr>
-        <w:t xml:space="preserve"> [377 znaków]</w:t>
+        <w:t xml:space="preserve"> [420 znaków]</w:t>
       </w:r>
     </w:p>
     <w:p>
@@ -1091,7 +1091,7 @@
         <w:rPr>
           <w:b w:val="0"/>
         </w:rPr>
-        <w:t>Cybersecurity / AI Act Specialist: w Z2 projektuje zabezpieczenia akwizycji i przechowywania danych (szyfrowanie, klucze dostępu, pseudonimizacja); w Z6 podpis kryptograficzny i uwierzytelnianie dokumentów PoL i PoC; w Z7 bezpieczeństwo platformy embedded; w Z9 testy bezpieczeństwa w terenie. Zgodność z AI Act i RODO ma charakter przedwdrożeniowy i nie jest kosztem projektu.</w:t>
+        <w:t>Cybersecurity / AI Act Specialist w Z2 zaprojektuje zabezpieczenia akwizycji i przechowywania danych (szyfrowanie, klucze dostępu, pseudonimizacja), w Z6 wdroży podpis kryptograficzny i uwierzytelnianie dokumentów PoL i PoC, w Z7 zadba o bezpieczeństwo platformy embedded, a w Z9 przeprowadzi testy bezpieczeństwa w terenie. Zgodność z AI Act i RODO będzie miała charakter przedwdrożeniowy i nie będzie kosztem projektu.</w:t>
       </w:r>
     </w:p>
     <w:p>
@@ -1176,7 +1176,7 @@
           <w:color w:val="666666"/>
           <w:sz w:val="17"/>
         </w:rPr>
-        <w:t xml:space="preserve"> [369 znaków]</w:t>
+        <w:t xml:space="preserve"> [391 znaków]</w:t>
       </w:r>
     </w:p>
     <w:p>
@@ -1187,7 +1187,7 @@
         <w:rPr>
           <w:b w:val="0"/>
         </w:rPr>
-        <w:t>IT Specialist: w Z2 projektuje i buduje infrastrukturę zapisu danych, schemat metadanych i wersjonowania zbioru oraz repozytorium dla PRz; w Z6 projektuje kontrakty API, implementuje pipeline PoL i PoC, generator eFTI i walidację XSD; w Z7 środowisko testowe embedded; w Z9 instalację i monitoring w terenie. Przygotowuje specyfikacje dla Backend/Full-Stack Developera.</w:t>
+        <w:t>IT Specialist w Z2 zaprojektuje i zbuduje infrastrukturę zapisu danych, schemat metadanych i wersjonowania zbioru oraz repozytorium dla PRz, w Z6 zaprojektuje kontrakty API i zaimplementuje pipeline PoL i PoC, generator eFTI i walidację XSD, w Z7 przygotuje środowisko testowe embedded, a w Z9 instalację i monitoring w terenie. Przygotuje też specyfikacje dla Backend/Full-Stack Developera.</w:t>
       </w:r>
     </w:p>
     <w:p>
@@ -1272,7 +1272,7 @@
           <w:color w:val="666666"/>
           <w:sz w:val="17"/>
         </w:rPr>
-        <w:t xml:space="preserve"> [328 znaków]</w:t>
+        <w:t xml:space="preserve"> [339 znaków]</w:t>
       </w:r>
     </w:p>
     <w:p>
@@ -1283,7 +1283,7 @@
         <w:rPr>
           <w:b w:val="0"/>
         </w:rPr>
-        <w:t>IoT Specialist: w Z2 projektuje warstwę sprzętową toru pomiarowego (MEMS, radar, zasilanie 12 i 24 V, ekranowanie EMC), odbiera montaż wykonany przez podwykonawcę i kalibruje tor; w Z6 i Z7 przygotowuje stanowiska i testy środowiskowe sprzętu; w Z9 uruchamia zestawy na pojazdach i usuwa awarie. Montaż nie należy do stanowiska.</w:t>
+        <w:t>IoT Specialist w Z2 zaprojektuje warstwę sprzętową toru pomiarowego (MEMS, radar, zasilanie 12 i 24 V, ekranowanie EMC), odbierze montaż wykonany przez podwykonawcę i skalibruje tor, w Z6 i Z7 przygotuje stanowiska i testy środowiskowe sprzętu, a w Z9 uruchomi zestawy na pojazdach i usunie awarie. Montaż nie będzie należeć do stanowiska.</w:t>
       </w:r>
     </w:p>
     <w:p>
@@ -1368,7 +1368,7 @@
           <w:color w:val="666666"/>
           <w:sz w:val="17"/>
         </w:rPr>
-        <w:t xml:space="preserve"> [430 znaków]</w:t>
+        <w:t xml:space="preserve"> [434 znaków]</w:t>
       </w:r>
     </w:p>
     <w:p>
@@ -1379,7 +1379,7 @@
         <w:rPr>
           <w:b w:val="0"/>
         </w:rPr>
-        <w:t>Specjalista ds. logistyki TSL: w Z2 prowadzi inspekcje stanu ładunku (ground truth) w trybie ślepym, przekazuje wymagania domenowe do protokołu zbioru i zatwierdza etykietę przy rozbieżnościach anotatorów; w Z6 i Z7 definiuje scenariusze operacyjne i ocenia trafność alertów; w Z9 prowadzi inspekcje, weryfikuje próbkę obrazów i badanie akceptacji z kierowcami; w Z10 reprezentuje Lidera w spotkaniach z partnerami w regionie CEE.</w:t>
+        <w:t>Specjalista ds. logistyki TSL w Z2 poprowadzi inspekcje stanu ładunku (ground truth) w trybie ślepym, przekaże wymagania domenowe do protokołu zbioru i zatwierdzi etykietę przy rozbieżnościach anotatorów, w Z6 i Z7 zdefiniuje scenariusze operacyjne i oceni trafność alertów, w Z9 poprowadzi inspekcje, zweryfikuje próbkę obrazów i badanie akceptacji z kierowcami, a w Z10 zrepezentuje Lidera w spotkaniach z partnerami w regionie CEE.</w:t>
       </w:r>
     </w:p>
     <w:p>
@@ -1472,7 +1472,7 @@
           <w:color w:val="666666"/>
           <w:sz w:val="17"/>
         </w:rPr>
-        <w:t xml:space="preserve"> [1796 znaków]</w:t>
+        <w:t xml:space="preserve"> [1804 znaków]</w:t>
       </w:r>
     </w:p>
     <w:p>
@@ -1483,7 +1483,7 @@
         <w:rPr>
           <w:b w:val="0"/>
         </w:rPr>
-        <w:t>Dr Maciej Chrzanowski, doktor nauk, menedżer projektów IT i B+R oraz rozwoju biznesu. W latach 2016-2022 realizował i kierował projektami o łącznym budżecie 28,3 mln PLN, finansowanymi m.in. przez PARP, NCBR, Agencję Rozwoju Przemysłu, Urząd Marszałkowski Województwa Podkarpackiego oraz w programach INTERREG Europe i INTERREG Baltic Sea Region. Najważniejsze: projekt „Wprowadzenie na rynek branży HR narzędzia TAMT” (POPW.01.01.02-18-0020/17, 0,67 mln PLN, 2018-2020), w którym jako kierownik projektu i kierownik ds. rozwoju produktu doprowadził do wprowadzenia na rynek innowacyjnego narzędzia do pozyskiwania i monitoringu talentów; projekt „Public Policy Living Laboratory” (PGI01270, 7,85 mln PLN, 2016-2020), w którym był wykonawcą zadań merytorycznych w konsorcjum międzynarodowym (PL, DE, FR, DK, IT, LT); projekt „Nowa jakość - zintegrowany program rozwoju Politechniki Rzeszowskiej” (POWR.03.05.00-00-Z209/17, 19,80 mln PLN, 2018-2022), w którym był koordynatorem wydziałowym. Funkcja koordynatora wydziałowego była pełniona w latach 2018-2022 i się zakończyła; obecnie nie pełni on w PRz funkcji zarządczych, kierowniczych, nadzorczych ani koordynacyjnych. Posiada certyfikaty metodyczne PRINCE2 (Foundation, Practitioner), IPMA C/D, MoR, MoV, MoP, MSP, P3O, AgilePM, AgileBA, AgileSHIFT, ABC SCRUM, ITIL i DevOps. Specjalizuje się w projektach innowacyjnych z obszarów IoT, AI i transformacji cyfrowej, w metodykach zwinnych i klasycznych oraz w zarządzaniu ryzykiem i portfelami projektów. Jest autorem i współautorem kilkudziesięciu publikacji naukowych, w tym 4 monografii z zakresu innowacji, crowdsourcingu, zarządzania strategicznego i innowacji finansowych. W projekcie CargoDT zapewnia nadzór nad harmonogramem, budżetem i kamieniami milowymi oraz zgodność z wymogami NCBR.</w:t>
+        <w:t>Dr Maciej Chrzanowski jest doktorem nauk oraz menedżerem projektów IT i B+R i rozwoju biznesu. W latach 2016-2022 realizował i kierował projektami o łącznym budżecie 28,3 mln PLN, finansowanymi m.in. przez PARP, NCBR, Agencję Rozwoju Przemysłu, Urząd Marszałkowski Województwa Podkarpackiego oraz w programach INTERREG Europe i INTERREG Baltic Sea Region. Najważniejsze: projekt „Wprowadzenie na rynek branży HR narzędzia TAMT” (POPW.01.01.02-18-0020/17, 0,67 mln PLN, 2018-2020), w którym jako kierownik projektu i kierownik ds. rozwoju produktu doprowadził do wprowadzenia na rynek innowacyjnego narzędzia do pozyskiwania i monitoringu talentów; projekt „Public Policy Living Laboratory” (PGI01270, 7,85 mln PLN, 2016-2020), w którym był wykonawcą zadań merytorycznych w konsorcjum międzynarodowym (PL, DE, FR, DK, IT, LT); projekt „Nowa jakość - zintegrowany program rozwoju Politechniki Rzeszowskiej” (POWR.03.05.00-00-Z209/17, 19,80 mln PLN, 2018-2022), w którym był koordynatorem wydziałowym. Funkcja koordynatora wydziałowego była pełniona w latach 2018-2022 i się zakończyła; obecnie nie pełni on w PRz funkcji zarządczych, kierowniczych, nadzorczych ani koordynacyjnych. Posiada certyfikaty metodyczne PRINCE2 (Foundation, Practitioner), IPMA C/D, MoR, MoV, MoP, MSP, P3O, AgilePM, AgileBA, AgileSHIFT, ABC SCRUM, ITIL i DevOps. Specjalizuje się w projektach innowacyjnych z obszarów IoT, AI i transformacji cyfrowej, w metodykach zwinnych i klasycznych oraz w zarządzaniu ryzykiem i portfelami projektów. Jest autorem i współautorem kilkudziesięciu publikacji naukowych, w tym 4 monografii z zakresu innowacji, crowdsourcingu, zarządzania strategicznego i innowacji finansowych. W projekcie CargoDT zapewni nadzór nad harmonogramem, budżetem i kamieniami milowymi oraz zgodność z wymogami NCBR.</w:t>
       </w:r>
     </w:p>
     <w:p>
@@ -1511,7 +1511,7 @@
           <w:color w:val="666666"/>
           <w:sz w:val="17"/>
         </w:rPr>
-        <w:t xml:space="preserve"> [268 znaków]</w:t>
+        <w:t xml:space="preserve"> [276 znaków]</w:t>
       </w:r>
     </w:p>
     <w:p>
@@ -1522,7 +1522,7 @@
         <w:rPr>
           <w:b w:val="0"/>
         </w:rPr>
-        <w:t>Jest pracownikiem Politechniki Rzeszowskiej i nie pełni w niej funkcji zarządczych, kierowniczych, nadzorczych ani koordynacyjnych. W projekcie CargoDT działa wyłącznie w imieniu Lidera, jako kierownik B+R na podstawie umowy zlecenia z Everest11 w wymiarze 0,4 etatu.</w:t>
+        <w:t>Jest pracownikiem Politechniki Rzeszowskiej i nie pełni w niej funkcji zarządczych, kierowniczych, nadzorczych ani koordynacyjnych. W projekcie CargoDT będzie działał wyłącznie w imieniu Lidera, jako kierownik B+R na podstawie umowy zlecenia z Everest11 w wymiarze 0,4 etatu.</w:t>
       </w:r>
     </w:p>
     <w:p>
@@ -1550,7 +1550,7 @@
           <w:color w:val="666666"/>
           <w:sz w:val="17"/>
         </w:rPr>
-        <w:t xml:space="preserve"> [795 znaków]</w:t>
+        <w:t xml:space="preserve"> [843 znaków]</w:t>
       </w:r>
     </w:p>
     <w:p>
@@ -1561,7 +1561,7 @@
         <w:rPr>
           <w:b w:val="0"/>
         </w:rPr>
-        <w:t>Funkcje w Natanek Logistics i w MJA Partners nie kolidują z zadaniami w projekcie. Natanek Logistics jest partnerem testowym, a nie podwykonawcą projektu, i Michał Hajduk nie wykonuje w projekcie prac po stronie podwykonawcy. Zbiór danych, protokoły i wyniki walidacji pozostają własnością Everest11 i PRz, a dostęp do nich mają wyłącznie osoby projektu na podstawie umowy o poufności; Natanek Logistics nie ma dostępu do zbioru, modeli ani wyników walidacji. Inspekcje ground truth prowadzone są w trybie ślepym, w ścieżce audytu z niezależnym ewaluatorem (AI Lead), a co najmniej 10% inspekcji powtórnie weryfikuje druga osoba Everest11. Michał Hajduk składa oświadczenie o braku konfliktu interesów i nie uczestniczy w decyzjach o warunkach współpracy z Natanek Logistics ani z MJA Partners.</w:t>
+        <w:t>Funkcje w Natanek Logistics i w MJA Partners nie będą kolidować z zadaniami w projekcie. Natanek Logistics jest partnerem testowym, a nie podwykonawcą projektu, a Michał Hajduk nie będzie wykonywał w projekcie prac po stronie podwykonawcy. Zbiór danych, protokoły i wyniki walidacji pozostaną własnością Everest11 i PRz, a dostęp do nich będą mieć wyłącznie osoby projektu na podstawie umowy o poufności, natomiast Natanek Logistics nie będzie mieć dostępu do zbioru, modeli ani wyników walidacji. Inspekcje ground truth będą prowadzone w trybie ślepym, w ścieżce audytu z niezależnym ewaluatorem (AI Lead), a co najmniej 10% inspekcji powtórnie zweryfikuje druga osoba Everest11. Michał Hajduk złoży oświadczenie o braku konfliktu interesów i nie będzie uczestniczył w decyzjach o warunkach współpracy z Natanek Logistics ani z MJA Partners.</w:t>
       </w:r>
     </w:p>
     <w:p>
